--- a/documents/Daniel Paine Resume.docx
+++ b/documents/Daniel Paine Resume.docx
@@ -19,35 +19,14 @@
     <w:p>
       <w:pPr>
         <w:pStyle w:val="a0"/>
-      </w:pPr>
-      <w:r>
-        <w:t xml:space="preserve">Franklin, </w:t>
-      </w:r>
-      <w:r>
-        <w:t>WI</w:t>
-      </w:r>
-      <w:r>
-        <w:t xml:space="preserve">, 53132   •   </w:t>
-      </w:r>
-      <w:hyperlink r:id="rId5" w:history="1">
-        <w:r>
-          <w:t>99danielpaine@gmail.com</w:t>
-        </w:r>
-      </w:hyperlink>
-      <w:r>
-        <w:t xml:space="preserve">   •   </w:t>
-      </w:r>
-      <w:hyperlink r:id="rId6" w:history="1">
-        <w:r>
-          <w:t>414-265-6598</w:t>
-        </w:r>
-      </w:hyperlink>
+        <w:jc w:val="left"/>
+      </w:pPr>
     </w:p>
     <w:p>
       <w:pPr>
         <w:pStyle w:val="a0"/>
       </w:pPr>
-      <w:hyperlink r:id="rId7" w:history="1">
+      <w:hyperlink r:id="rId5" w:history="1">
         <w:r>
           <w:rPr>
             <w:rStyle w:val="Hyperlink"/>
@@ -58,7 +37,7 @@
       <w:r>
         <w:t xml:space="preserve">   •   </w:t>
       </w:r>
-      <w:hyperlink r:id="rId8" w:history="1">
+      <w:hyperlink r:id="rId6" w:history="1">
         <w:r>
           <w:rPr>
             <w:rStyle w:val="Hyperlink"/>
@@ -87,6 +66,15 @@
     </w:p>
     <w:p>
       <w:pPr>
+        <w:pStyle w:val="a3"/>
+        <w:jc w:val="center"/>
+      </w:pPr>
+      <w:r>
+        <w:t>Data Analyst</w:t>
+      </w:r>
+    </w:p>
+    <w:p>
+      <w:pPr>
         <w:pStyle w:val="Heading2"/>
         <w:pBdr>
           <w:bottom w:val="double" w:sz="1" w:space="0" w:color="171717"/>
@@ -102,47 +90,20 @@
       </w:r>
     </w:p>
     <w:p>
-      <w:pPr>
-        <w:jc w:val="both"/>
-      </w:pPr>
       <w:r>
-        <w:t xml:space="preserve">Motivated </w:t>
+        <w:t xml:space="preserve">Analytical and detail‑driven professional with a B.S. in Mathematics and one year of experience conducting data analysis for a pharmaceutical market research firm. </w:t>
       </w:r>
       <w:r>
-        <w:t xml:space="preserve">and detail-oriented </w:t>
+        <w:t xml:space="preserve"> </w:t>
       </w:r>
       <w:r>
-        <w:t xml:space="preserve">Data Analyst with </w:t>
+        <w:t xml:space="preserve">Skilled in evaluating data quality, identifying trends, and producing clear, actionable insights that support business and operational decisions. </w:t>
       </w:r>
       <w:r>
-        <w:t>a Bachelor of Science</w:t>
+        <w:t xml:space="preserve"> </w:t>
       </w:r>
       <w:r>
-        <w:t xml:space="preserve"> in Mathematics and</w:t>
-      </w:r>
-      <w:r>
-        <w:t xml:space="preserve"> a minor in</w:t>
-      </w:r>
-      <w:r>
-        <w:t xml:space="preserve"> Data Science, seeking entry-level roles to apply analytical skills</w:t>
-      </w:r>
-      <w:r>
-        <w:t xml:space="preserve"> in data-driven environments</w:t>
-      </w:r>
-      <w:r>
-        <w:t xml:space="preserve">. Proficient in R, SPSS, SQL, and Excel, with hands-on </w:t>
-      </w:r>
-      <w:r>
-        <w:t xml:space="preserve">professional </w:t>
-      </w:r>
-      <w:r>
-        <w:t>experience in data cleaning, visualization, and</w:t>
-      </w:r>
-      <w:r>
-        <w:t xml:space="preserve"> generating insights</w:t>
-      </w:r>
-      <w:r>
-        <w:t>. Known for attention to detail, adaptability, and a growth mindset.</w:t>
+        <w:t>Proficient in R, SQL, SPSS, Python, Excel, and PowerPoint, with a strong ability to communicate findings, streamline workflows, and contribute to accurate, insight‑driven reporting.</w:t>
       </w:r>
     </w:p>
     <w:tbl>
@@ -214,7 +175,6 @@
             <w:pPr>
               <w:spacing w:after="60" w:line="276" w:lineRule="auto"/>
             </w:pPr>
-            <w:proofErr w:type="spellStart"/>
             <w:r>
               <w:rPr>
                 <w:b/>
@@ -222,62 +182,7 @@
                 <w:i/>
                 <w:iCs/>
               </w:rPr>
-              <w:t>Spherix</w:t>
-            </w:r>
-            <w:proofErr w:type="spellEnd"/>
-            <w:r>
-              <w:rPr>
-                <w:b/>
-                <w:bCs/>
-                <w:i/>
-                <w:iCs/>
-              </w:rPr>
-              <w:t xml:space="preserve"> Global Insights</w:t>
-            </w:r>
-            <w:r>
-              <w:rPr>
-                <w:b/>
-                <w:bCs/>
-                <w:i/>
-                <w:iCs/>
-              </w:rPr>
-              <w:t xml:space="preserve"> – </w:t>
-            </w:r>
-            <w:r>
-              <w:rPr>
-                <w:b/>
-                <w:bCs/>
-                <w:i/>
-                <w:iCs/>
-              </w:rPr>
-              <w:t>(</w:t>
-            </w:r>
-            <w:r>
-              <w:rPr>
-                <w:b/>
-                <w:bCs/>
-                <w:i/>
-                <w:iCs/>
-              </w:rPr>
-              <w:t>Pharmaceutical Market Researc</w:t>
-            </w:r>
-            <w:r>
-              <w:rPr>
-                <w:b/>
-                <w:bCs/>
-                <w:i/>
-                <w:iCs/>
-              </w:rPr>
-              <w:t>h</w:t>
-            </w:r>
-            <w:r>
-              <w:rPr>
-                <w:b/>
-                <w:bCs/>
-                <w:i/>
-                <w:iCs/>
-              </w:rPr>
-              <w:t>)</w:t>
+              <w:t>Spherix Global Insights</w:t>
             </w:r>
             <w:r>
               <w:rPr>
@@ -331,25 +236,7 @@
               </w:numPr>
             </w:pPr>
             <w:r>
-              <w:t xml:space="preserve">Queried complex </w:t>
-            </w:r>
-            <w:r>
-              <w:t>medical</w:t>
-            </w:r>
-            <w:r>
-              <w:t xml:space="preserve"> data using SPSS and created</w:t>
-            </w:r>
-            <w:r>
-              <w:t xml:space="preserve"> clear, client-ready</w:t>
-            </w:r>
-            <w:r>
-              <w:t xml:space="preserve"> visualizations </w:t>
-            </w:r>
-            <w:r>
-              <w:t>with</w:t>
-            </w:r>
-            <w:r>
-              <w:t xml:space="preserve"> PowerPoint.</w:t>
+              <w:t>Queried complex nephrology data using SPSS and created visualizations in PowerPoint.</w:t>
             </w:r>
           </w:p>
           <w:p>
@@ -411,60 +298,6 @@
                 <w:i/>
                 <w:iCs/>
               </w:rPr>
-              <w:t xml:space="preserve"> </w:t>
-            </w:r>
-            <w:r>
-              <w:rPr>
-                <w:b/>
-                <w:bCs/>
-                <w:i/>
-                <w:iCs/>
-              </w:rPr>
-              <w:t>– (</w:t>
-            </w:r>
-            <w:r>
-              <w:rPr>
-                <w:b/>
-                <w:bCs/>
-                <w:i/>
-                <w:iCs/>
-              </w:rPr>
-              <w:t xml:space="preserve">Competitive </w:t>
-            </w:r>
-            <w:r>
-              <w:rPr>
-                <w:b/>
-                <w:bCs/>
-                <w:i/>
-                <w:iCs/>
-              </w:rPr>
-              <w:t xml:space="preserve">Video Game </w:t>
-            </w:r>
-            <w:r>
-              <w:rPr>
-                <w:b/>
-                <w:bCs/>
-                <w:i/>
-                <w:iCs/>
-              </w:rPr>
-              <w:t>Broadcasting</w:t>
-            </w:r>
-            <w:r>
-              <w:rPr>
-                <w:b/>
-                <w:bCs/>
-                <w:i/>
-                <w:iCs/>
-              </w:rPr>
-              <w:t>)</w:t>
-            </w:r>
-            <w:r>
-              <w:rPr>
-                <w:b/>
-                <w:bCs/>
-                <w:i/>
-                <w:iCs/>
-              </w:rPr>
               <w:ptab w:relativeTo="margin" w:alignment="right" w:leader="none"/>
             </w:r>
             <w:r>
@@ -486,31 +319,7 @@
               </w:numPr>
             </w:pPr>
             <w:r>
-              <w:t xml:space="preserve">Leveraged firsthand experience as a </w:t>
-            </w:r>
-            <w:r>
-              <w:t>professional player to p</w:t>
-            </w:r>
-            <w:r>
-              <w:t>rovide expert insights into game mechanics, competitive dynamics, and community expectations to ensure authentic and compelling coverage</w:t>
-            </w:r>
-            <w:r>
-              <w:t xml:space="preserve"> for a</w:t>
-            </w:r>
-            <w:r>
-              <w:t xml:space="preserve"> video game</w:t>
-            </w:r>
-            <w:r>
-              <w:t xml:space="preserve"> </w:t>
-            </w:r>
-            <w:r>
-              <w:t>new to</w:t>
-            </w:r>
-            <w:r>
-              <w:t xml:space="preserve"> the organization</w:t>
-            </w:r>
-            <w:r>
-              <w:t>.</w:t>
+              <w:t>Provided expert analysis and insights on the esports community dynamics, player experience, and audience engagement to support strategic decisions for broadcast content.</w:t>
             </w:r>
           </w:p>
           <w:p>

--- a/documents/Daniel Paine Resume.docx
+++ b/documents/Daniel Paine Resume.docx
@@ -9,17 +9,6 @@
           <w:top w:val="double" w:sz="1" w:space="0" w:color="171717"/>
         </w:pBdr>
         <w:spacing w:line="240" w:lineRule="auto"/>
-      </w:pPr>
-    </w:p>
-    <w:p>
-      <w:pPr>
-        <w:spacing w:line="0" w:lineRule="auto"/>
-      </w:pPr>
-    </w:p>
-    <w:p>
-      <w:pPr>
-        <w:pStyle w:val="a0"/>
-        <w:jc w:val="left"/>
       </w:pPr>
     </w:p>
     <w:p>
@@ -35,9 +24,20 @@
         </w:r>
       </w:hyperlink>
       <w:r>
-        <w:t xml:space="preserve">   •   </w:t>
+        <w:t xml:space="preserve"> • </w:t>
       </w:r>
       <w:hyperlink r:id="rId6" w:history="1">
+        <w:r>
+          <w:rPr>
+            <w:rStyle w:val="Hyperlink"/>
+          </w:rPr>
+          <w:t>99danielpaine@gmail.com</w:t>
+        </w:r>
+      </w:hyperlink>
+      <w:r>
+        <w:t xml:space="preserve"> • </w:t>
+      </w:r>
+      <w:hyperlink r:id="rId7" w:history="1">
         <w:r>
           <w:rPr>
             <w:rStyle w:val="Hyperlink"/>
@@ -45,9 +45,6 @@
           <w:t>https://danpaine.github.io/</w:t>
         </w:r>
       </w:hyperlink>
-      <w:r>
-        <w:t xml:space="preserve"> </w:t>
-      </w:r>
     </w:p>
     <w:p>
       <w:pPr>
